--- a/doc/1.《弈启动》部署指南(Linux系统-chroot方式).docx
+++ b/doc/1.《弈启动》部署指南(Linux系统-chroot方式).docx
@@ -898,7 +898,6 @@
             <w:insideH w:val="single" w:color="auto" w:sz="4" w:space="0"/>
             <w:insideV w:val="single" w:color="auto" w:sz="4" w:space="0"/>
           </w:tblBorders>
-          <w:shd w:val="clear" w:color="auto" w:fill="E7E6E6" w:themeFill="background2"/>
           <w:tblCellMar>
             <w:top w:w="0" w:type="dxa"/>
             <w:left w:w="108" w:type="dxa"/>
@@ -981,9 +980,9 @@
       <w:r>
         <w:drawing>
           <wp:inline distT="0" distB="0" distL="114300" distR="114300">
-            <wp:extent cx="5268595" cy="1689100"/>
-            <wp:effectExtent l="0" t="0" r="8255" b="6350"/>
-            <wp:docPr id="10" name="图片 1"/>
+            <wp:extent cx="5271135" cy="2380615"/>
+            <wp:effectExtent l="0" t="0" r="5715" b="635"/>
+            <wp:docPr id="3" name="图片 1"/>
             <wp:cNvGraphicFramePr>
               <a:graphicFrameLocks xmlns:a="http://schemas.openxmlformats.org/drawingml/2006/main" noChangeAspect="1"/>
             </wp:cNvGraphicFramePr>
@@ -991,7 +990,7 @@
               <a:graphicData uri="http://schemas.openxmlformats.org/drawingml/2006/picture">
                 <pic:pic xmlns:pic="http://schemas.openxmlformats.org/drawingml/2006/picture">
                   <pic:nvPicPr>
-                    <pic:cNvPr id="10" name="图片 1"/>
+                    <pic:cNvPr id="3" name="图片 1"/>
                     <pic:cNvPicPr>
                       <a:picLocks noChangeAspect="1"/>
                     </pic:cNvPicPr>
@@ -1005,7 +1004,7 @@
                   <pic:spPr>
                     <a:xfrm>
                       <a:off x="0" y="0"/>
-                      <a:ext cx="5268595" cy="1689100"/>
+                      <a:ext cx="5271135" cy="2380615"/>
                     </a:xfrm>
                     <a:prstGeom prst="rect">
                       <a:avLst/>
@@ -1047,9 +1046,9 @@
       <w:r>
         <w:drawing>
           <wp:inline distT="0" distB="0" distL="114300" distR="114300">
-            <wp:extent cx="5272405" cy="2448560"/>
-            <wp:effectExtent l="0" t="0" r="4445" b="8890"/>
-            <wp:docPr id="21" name="图片 4"/>
+            <wp:extent cx="5272405" cy="3335655"/>
+            <wp:effectExtent l="0" t="0" r="4445" b="7620"/>
+            <wp:docPr id="4" name="图片 2"/>
             <wp:cNvGraphicFramePr>
               <a:graphicFrameLocks xmlns:a="http://schemas.openxmlformats.org/drawingml/2006/main" noChangeAspect="1"/>
             </wp:cNvGraphicFramePr>
@@ -1057,7 +1056,7 @@
               <a:graphicData uri="http://schemas.openxmlformats.org/drawingml/2006/picture">
                 <pic:pic xmlns:pic="http://schemas.openxmlformats.org/drawingml/2006/picture">
                   <pic:nvPicPr>
-                    <pic:cNvPr id="21" name="图片 4"/>
+                    <pic:cNvPr id="4" name="图片 2"/>
                     <pic:cNvPicPr>
                       <a:picLocks noChangeAspect="1"/>
                     </pic:cNvPicPr>
@@ -1071,7 +1070,7 @@
                   <pic:spPr>
                     <a:xfrm>
                       <a:off x="0" y="0"/>
-                      <a:ext cx="5272405" cy="2448560"/>
+                      <a:ext cx="5272405" cy="3335655"/>
                     </a:xfrm>
                     <a:prstGeom prst="rect">
                       <a:avLst/>
@@ -1207,8 +1206,10 @@
                 <w:vertAlign w:val="baseline"/>
                 <w:lang w:val="en-US" w:eastAsia="zh-CN"/>
               </w:rPr>
-              <w:t>tar xvzf *.tar.gz</w:t>
-            </w:r>
+              <w:t>ls *.tar.gz | xargs -n1 tar xzvf</w:t>
+            </w:r>
+            <w:bookmarkStart w:id="1" w:name="_GoBack"/>
+            <w:bookmarkEnd w:id="1"/>
           </w:p>
           <w:p>
             <w:pPr>
@@ -1796,8 +1797,6 @@
         </w:rPr>
         <w:t>设置为开机自启动</w:t>
       </w:r>
-      <w:bookmarkStart w:id="1" w:name="_GoBack"/>
-      <w:bookmarkEnd w:id="1"/>
     </w:p>
     <w:p>
       <w:pPr>
@@ -1850,12 +1849,6 @@
             <w:insideV w:val="single" w:color="auto" w:sz="4" w:space="0"/>
           </w:tblBorders>
           <w:shd w:val="clear" w:color="auto" w:fill="E7E6E6" w:themeFill="background2"/>
-          <w:tblCellMar>
-            <w:top w:w="0" w:type="dxa"/>
-            <w:left w:w="108" w:type="dxa"/>
-            <w:bottom w:w="0" w:type="dxa"/>
-            <w:right w:w="108" w:type="dxa"/>
-          </w:tblCellMar>
         </w:tblPrEx>
         <w:tc>
           <w:tcPr>
@@ -1942,7 +1935,6 @@
             <w:insideH w:val="single" w:color="auto" w:sz="4" w:space="0"/>
             <w:insideV w:val="single" w:color="auto" w:sz="4" w:space="0"/>
           </w:tblBorders>
-          <w:shd w:val="clear" w:color="auto" w:fill="E7E6E6" w:themeFill="background2"/>
           <w:tblCellMar>
             <w:top w:w="0" w:type="dxa"/>
             <w:left w:w="108" w:type="dxa"/>
